--- a/backend/src/templates/1501.docx
+++ b/backend/src/templates/1501.docx
@@ -275,7 +275,6 @@
             <w:pPr>
               <w:keepNext w:val="0"/>
               <w:keepLines w:val="0"/>
-              <w:pageBreakBefore w:val="0"/>
               <w:widowControl w:val="1"/>
               <w:pBdr>
                 <w:top w:space="0" w:sz="0" w:val="nil"/>
@@ -371,7 +370,6 @@
             <w:pPr>
               <w:keepNext w:val="0"/>
               <w:keepLines w:val="0"/>
-              <w:pageBreakBefore w:val="0"/>
               <w:widowControl w:val="0"/>
               <w:pBdr>
                 <w:top w:space="0" w:sz="0" w:val="nil"/>
@@ -443,7 +441,6 @@
             <w:pPr>
               <w:keepNext w:val="0"/>
               <w:keepLines w:val="0"/>
-              <w:pageBreakBefore w:val="0"/>
               <w:widowControl w:val="0"/>
               <w:pBdr>
                 <w:top w:space="0" w:sz="0" w:val="nil"/>
@@ -534,7 +531,6 @@
             <w:pPr>
               <w:keepNext w:val="0"/>
               <w:keepLines w:val="0"/>
-              <w:pageBreakBefore w:val="0"/>
               <w:widowControl w:val="0"/>
               <w:pBdr>
                 <w:top w:space="0" w:sz="0" w:val="nil"/>
@@ -605,7 +601,6 @@
             <w:pPr>
               <w:keepNext w:val="0"/>
               <w:keepLines w:val="0"/>
-              <w:pageBreakBefore w:val="0"/>
               <w:widowControl w:val="0"/>
               <w:pBdr>
                 <w:top w:space="0" w:sz="0" w:val="nil"/>
@@ -670,7 +665,6 @@
             <w:pPr>
               <w:keepNext w:val="0"/>
               <w:keepLines w:val="0"/>
-              <w:pageBreakBefore w:val="0"/>
               <w:widowControl w:val="0"/>
               <w:pBdr>
                 <w:top w:space="0" w:sz="0" w:val="nil"/>
@@ -734,7 +728,6 @@
             <w:pPr>
               <w:keepNext w:val="0"/>
               <w:keepLines w:val="0"/>
-              <w:pageBreakBefore w:val="0"/>
               <w:widowControl w:val="0"/>
               <w:pBdr>
                 <w:top w:space="0" w:sz="0" w:val="nil"/>
@@ -819,7 +812,6 @@
             <w:pPr>
               <w:keepNext w:val="0"/>
               <w:keepLines w:val="0"/>
-              <w:pageBreakBefore w:val="0"/>
               <w:widowControl w:val="0"/>
               <w:pBdr>
                 <w:top w:space="0" w:sz="0" w:val="nil"/>
@@ -883,7 +875,6 @@
             <w:pPr>
               <w:keepNext w:val="0"/>
               <w:keepLines w:val="0"/>
-              <w:pageBreakBefore w:val="0"/>
               <w:widowControl w:val="0"/>
               <w:pBdr>
                 <w:top w:space="0" w:sz="0" w:val="nil"/>
@@ -955,7 +946,6 @@
             <w:pPr>
               <w:keepNext w:val="0"/>
               <w:keepLines w:val="0"/>
-              <w:pageBreakBefore w:val="0"/>
               <w:widowControl w:val="0"/>
               <w:pBdr>
                 <w:top w:space="0" w:sz="0" w:val="nil"/>
@@ -1046,7 +1036,6 @@
             <w:pPr>
               <w:keepNext w:val="0"/>
               <w:keepLines w:val="0"/>
-              <w:pageBreakBefore w:val="0"/>
               <w:widowControl w:val="0"/>
               <w:pBdr>
                 <w:top w:space="0" w:sz="0" w:val="nil"/>
@@ -1131,7 +1120,6 @@
             <w:pPr>
               <w:keepNext w:val="0"/>
               <w:keepLines w:val="0"/>
-              <w:pageBreakBefore w:val="0"/>
               <w:widowControl w:val="0"/>
               <w:pBdr>
                 <w:top w:space="0" w:sz="0" w:val="nil"/>
@@ -1216,7 +1204,6 @@
             <w:pPr>
               <w:keepNext w:val="0"/>
               <w:keepLines w:val="0"/>
-              <w:pageBreakBefore w:val="0"/>
               <w:widowControl w:val="0"/>
               <w:pBdr>
                 <w:top w:space="0" w:sz="0" w:val="nil"/>
@@ -1288,7 +1275,6 @@
             <w:pPr>
               <w:keepNext w:val="0"/>
               <w:keepLines w:val="0"/>
-              <w:pageBreakBefore w:val="0"/>
               <w:widowControl w:val="0"/>
               <w:pBdr>
                 <w:top w:space="0" w:sz="0" w:val="nil"/>
@@ -1380,7 +1366,6 @@
             <w:pPr>
               <w:keepNext w:val="0"/>
               <w:keepLines w:val="0"/>
-              <w:pageBreakBefore w:val="0"/>
               <w:widowControl w:val="0"/>
               <w:pBdr>
                 <w:top w:space="0" w:sz="0" w:val="nil"/>
@@ -1430,22 +1415,12 @@
             </w:r>
             <w:r>
               <w:rPr>
-                <w:rFonts w:ascii="Arial" w:cs="Arial" w:eastAsia="Arial" w:hAnsi="Arial"/>
-                <w:b w:val="0"/>
-                <w:bCs w:val="0"/>
-                <w:i w:val="0"/>
-                <w:iCs w:val="0"/>
-                <w:smallCaps w:val="0"/>
-                <w:strike w:val="0"/>
                 <w:color w:val="001d35"/>
                 <w:sz w:val="20"/>
                 <w:szCs w:val="20"/>
-                <w:highlight w:val="white"/>
-                <w:u w:val="none"/>
-                <w:vertAlign w:val="baseline"/>
-                <w:rtl w:val="0"/>
-              </w:rPr>
-              <w:t xml:space="preserve">82.951.328/0005-81(SED)</w:t>
+                <w:rtl w:val="0"/>
+              </w:rPr>
+              <w:t xml:space="preserve">82.951.328/0001-58 (SED)</w:t>
             </w:r>
             <w:r>
               <w:rPr>
@@ -1476,7 +1451,6 @@
             <w:pPr>
               <w:keepNext w:val="0"/>
               <w:keepLines w:val="0"/>
-              <w:pageBreakBefore w:val="0"/>
               <w:widowControl w:val="0"/>
               <w:pBdr>
                 <w:top w:space="0" w:sz="0" w:val="nil"/>
@@ -1548,7 +1522,6 @@
             <w:pPr>
               <w:keepNext w:val="0"/>
               <w:keepLines w:val="0"/>
-              <w:pageBreakBefore w:val="0"/>
               <w:widowControl w:val="0"/>
               <w:pBdr>
                 <w:top w:space="0" w:sz="0" w:val="nil"/>
@@ -1613,7 +1586,6 @@
             <w:pPr>
               <w:keepNext w:val="0"/>
               <w:keepLines w:val="0"/>
-              <w:pageBreakBefore w:val="0"/>
               <w:widowControl w:val="0"/>
               <w:pBdr>
                 <w:top w:space="0" w:sz="0" w:val="nil"/>
@@ -1698,7 +1670,6 @@
             <w:pPr>
               <w:keepNext w:val="0"/>
               <w:keepLines w:val="0"/>
-              <w:pageBreakBefore w:val="0"/>
               <w:widowControl w:val="0"/>
               <w:pBdr>
                 <w:top w:space="0" w:sz="0" w:val="nil"/>
@@ -1770,7 +1741,6 @@
             <w:pPr>
               <w:keepNext w:val="0"/>
               <w:keepLines w:val="0"/>
-              <w:pageBreakBefore w:val="0"/>
               <w:widowControl w:val="0"/>
               <w:pBdr>
                 <w:top w:space="0" w:sz="0" w:val="nil"/>
@@ -1855,7 +1825,6 @@
             <w:pPr>
               <w:keepNext w:val="0"/>
               <w:keepLines w:val="0"/>
-              <w:pageBreakBefore w:val="0"/>
               <w:widowControl w:val="0"/>
               <w:pBdr>
                 <w:top w:space="0" w:sz="0" w:val="nil"/>
@@ -1927,7 +1896,6 @@
             <w:pPr>
               <w:keepNext w:val="0"/>
               <w:keepLines w:val="0"/>
-              <w:pageBreakBefore w:val="0"/>
               <w:widowControl w:val="0"/>
               <w:pBdr>
                 <w:top w:space="0" w:sz="0" w:val="nil"/>
@@ -1999,7 +1967,6 @@
             <w:pPr>
               <w:keepNext w:val="0"/>
               <w:keepLines w:val="0"/>
-              <w:pageBreakBefore w:val="0"/>
               <w:widowControl w:val="0"/>
               <w:pBdr>
                 <w:top w:space="0" w:sz="0" w:val="nil"/>
@@ -2071,7 +2038,6 @@
             <w:pPr>
               <w:keepNext w:val="0"/>
               <w:keepLines w:val="0"/>
-              <w:pageBreakBefore w:val="0"/>
               <w:widowControl w:val="0"/>
               <w:pBdr>
                 <w:top w:space="0" w:sz="0" w:val="nil"/>
@@ -2136,7 +2102,6 @@
             <w:pPr>
               <w:keepNext w:val="0"/>
               <w:keepLines w:val="0"/>
-              <w:pageBreakBefore w:val="0"/>
               <w:widowControl w:val="0"/>
               <w:pBdr>
                 <w:top w:space="0" w:sz="0" w:val="nil"/>
@@ -2208,7 +2173,6 @@
             <w:pPr>
               <w:keepNext w:val="0"/>
               <w:keepLines w:val="0"/>
-              <w:pageBreakBefore w:val="0"/>
               <w:widowControl w:val="0"/>
               <w:pBdr>
                 <w:top w:space="0" w:sz="0" w:val="nil"/>
@@ -2280,7 +2244,6 @@
             <w:pPr>
               <w:keepNext w:val="0"/>
               <w:keepLines w:val="0"/>
-              <w:pageBreakBefore w:val="0"/>
               <w:widowControl w:val="0"/>
               <w:pBdr>
                 <w:top w:space="0" w:sz="0" w:val="nil"/>
@@ -2352,7 +2315,6 @@
             <w:pPr>
               <w:keepNext w:val="0"/>
               <w:keepLines w:val="0"/>
-              <w:pageBreakBefore w:val="0"/>
               <w:widowControl w:val="0"/>
               <w:pBdr>
                 <w:top w:space="0" w:sz="0" w:val="nil"/>
@@ -2424,7 +2386,6 @@
             <w:pPr>
               <w:keepNext w:val="0"/>
               <w:keepLines w:val="0"/>
-              <w:pageBreakBefore w:val="0"/>
               <w:widowControl w:val="0"/>
               <w:pBdr>
                 <w:top w:space="0" w:sz="0" w:val="nil"/>
@@ -2496,7 +2457,6 @@
             <w:pPr>
               <w:keepNext w:val="0"/>
               <w:keepLines w:val="0"/>
-              <w:pageBreakBefore w:val="0"/>
               <w:widowControl w:val="0"/>
               <w:pBdr>
                 <w:top w:space="0" w:sz="0" w:val="nil"/>
@@ -2568,7 +2528,6 @@
             <w:pPr>
               <w:keepNext w:val="0"/>
               <w:keepLines w:val="0"/>
-              <w:pageBreakBefore w:val="0"/>
               <w:widowControl w:val="0"/>
               <w:pBdr>
                 <w:top w:space="0" w:sz="0" w:val="nil"/>
@@ -2653,7 +2612,6 @@
             <w:pPr>
               <w:keepNext w:val="0"/>
               <w:keepLines w:val="0"/>
-              <w:pageBreakBefore w:val="0"/>
               <w:widowControl w:val="0"/>
               <w:pBdr>
                 <w:top w:space="0" w:sz="0" w:val="nil"/>
@@ -2725,7 +2683,6 @@
             <w:pPr>
               <w:keepNext w:val="0"/>
               <w:keepLines w:val="0"/>
-              <w:pageBreakBefore w:val="0"/>
               <w:widowControl w:val="0"/>
               <w:pBdr>
                 <w:top w:space="0" w:sz="0" w:val="nil"/>
@@ -2797,7 +2754,6 @@
             <w:pPr>
               <w:keepNext w:val="0"/>
               <w:keepLines w:val="0"/>
-              <w:pageBreakBefore w:val="0"/>
               <w:widowControl w:val="0"/>
               <w:pBdr>
                 <w:top w:space="0" w:sz="0" w:val="nil"/>
@@ -2850,7 +2806,6 @@
             <w:pPr>
               <w:keepNext w:val="0"/>
               <w:keepLines w:val="0"/>
-              <w:pageBreakBefore w:val="0"/>
               <w:widowControl w:val="0"/>
               <w:pBdr>
                 <w:top w:space="0" w:sz="0" w:val="nil"/>
@@ -2915,7 +2870,6 @@
             <w:pPr>
               <w:keepNext w:val="0"/>
               <w:keepLines w:val="0"/>
-              <w:pageBreakBefore w:val="0"/>
               <w:widowControl w:val="0"/>
               <w:pBdr>
                 <w:top w:space="0" w:sz="0" w:val="nil"/>
@@ -2987,7 +2941,6 @@
             <w:pPr>
               <w:keepNext w:val="0"/>
               <w:keepLines w:val="0"/>
-              <w:pageBreakBefore w:val="0"/>
               <w:widowControl w:val="0"/>
               <w:pBdr>
                 <w:top w:space="0" w:sz="0" w:val="nil"/>
@@ -3072,7 +3025,6 @@
             <w:pPr>
               <w:keepNext w:val="0"/>
               <w:keepLines w:val="0"/>
-              <w:pageBreakBefore w:val="0"/>
               <w:widowControl w:val="0"/>
               <w:pBdr>
                 <w:top w:space="0" w:sz="0" w:val="nil"/>
@@ -3157,7 +3109,6 @@
             <w:pPr>
               <w:keepNext w:val="0"/>
               <w:keepLines w:val="0"/>
-              <w:pageBreakBefore w:val="0"/>
               <w:widowControl w:val="1"/>
               <w:pBdr>
                 <w:top w:space="0" w:sz="0" w:val="nil"/>
@@ -3229,7 +3180,6 @@
             <w:pPr>
               <w:keepNext w:val="0"/>
               <w:keepLines w:val="0"/>
-              <w:pageBreakBefore w:val="0"/>
               <w:widowControl w:val="1"/>
               <w:pBdr>
                 <w:top w:space="0" w:sz="0" w:val="nil"/>
@@ -3268,7 +3218,6 @@
             <w:pPr>
               <w:keepNext w:val="0"/>
               <w:keepLines w:val="0"/>
-              <w:pageBreakBefore w:val="0"/>
               <w:widowControl w:val="1"/>
               <w:pBdr>
                 <w:top w:space="0" w:sz="0" w:val="nil"/>
@@ -3372,7 +3321,6 @@
             <w:pPr>
               <w:keepNext w:val="0"/>
               <w:keepLines w:val="0"/>
-              <w:pageBreakBefore w:val="0"/>
               <w:widowControl w:val="1"/>
               <w:pBdr>
                 <w:top w:space="0" w:sz="0" w:val="nil"/>
@@ -3411,7 +3359,6 @@
             <w:pPr>
               <w:keepNext w:val="0"/>
               <w:keepLines w:val="0"/>
-              <w:pageBreakBefore w:val="0"/>
               <w:widowControl w:val="1"/>
               <w:pBdr>
                 <w:top w:space="0" w:sz="0" w:val="nil"/>
@@ -3483,7 +3430,6 @@
             <w:pPr>
               <w:keepNext w:val="0"/>
               <w:keepLines w:val="0"/>
-              <w:pageBreakBefore w:val="0"/>
               <w:widowControl w:val="1"/>
               <w:pBdr>
                 <w:top w:space="0" w:sz="0" w:val="nil"/>
@@ -3522,7 +3468,6 @@
             <w:pPr>
               <w:keepNext w:val="0"/>
               <w:keepLines w:val="0"/>
-              <w:pageBreakBefore w:val="0"/>
               <w:widowControl w:val="1"/>
               <w:pBdr>
                 <w:top w:space="0" w:sz="0" w:val="nil"/>
@@ -3594,7 +3539,6 @@
             <w:pPr>
               <w:keepNext w:val="0"/>
               <w:keepLines w:val="0"/>
-              <w:pageBreakBefore w:val="0"/>
               <w:widowControl w:val="1"/>
               <w:pBdr>
                 <w:top w:space="0" w:sz="0" w:val="nil"/>
@@ -3647,7 +3591,6 @@
             <w:pPr>
               <w:keepNext w:val="0"/>
               <w:keepLines w:val="0"/>
-              <w:pageBreakBefore w:val="0"/>
               <w:widowControl w:val="1"/>
               <w:pBdr>
                 <w:top w:space="0" w:sz="0" w:val="nil"/>
@@ -3701,7 +3644,6 @@
             <w:pPr>
               <w:keepNext w:val="0"/>
               <w:keepLines w:val="0"/>
-              <w:pageBreakBefore w:val="0"/>
               <w:widowControl w:val="1"/>
               <w:pBdr>
                 <w:top w:space="0" w:sz="0" w:val="nil"/>
@@ -3755,7 +3697,6 @@
             <w:pPr>
               <w:keepNext w:val="0"/>
               <w:keepLines w:val="0"/>
-              <w:pageBreakBefore w:val="0"/>
               <w:widowControl w:val="1"/>
               <w:pBdr>
                 <w:top w:space="0" w:sz="0" w:val="nil"/>
@@ -3794,7 +3735,6 @@
             <w:pPr>
               <w:keepNext w:val="0"/>
               <w:keepLines w:val="0"/>
-              <w:pageBreakBefore w:val="0"/>
               <w:widowControl w:val="1"/>
               <w:pBdr>
                 <w:top w:space="0" w:sz="0" w:val="nil"/>
@@ -3866,7 +3806,6 @@
             <w:pPr>
               <w:keepNext w:val="0"/>
               <w:keepLines w:val="0"/>
-              <w:pageBreakBefore w:val="0"/>
               <w:widowControl w:val="1"/>
               <w:pBdr>
                 <w:top w:space="0" w:sz="0" w:val="nil"/>
@@ -3920,7 +3859,6 @@
             <w:pPr>
               <w:keepNext w:val="0"/>
               <w:keepLines w:val="0"/>
-              <w:pageBreakBefore w:val="0"/>
               <w:widowControl w:val="1"/>
               <w:pBdr>
                 <w:top w:space="0" w:sz="0" w:val="nil"/>
@@ -3973,7 +3911,6 @@
             <w:pPr>
               <w:keepNext w:val="0"/>
               <w:keepLines w:val="0"/>
-              <w:pageBreakBefore w:val="0"/>
               <w:widowControl w:val="1"/>
               <w:pBdr>
                 <w:top w:space="0" w:sz="0" w:val="nil"/>
@@ -4026,7 +3963,6 @@
             <w:pPr>
               <w:keepNext w:val="0"/>
               <w:keepLines w:val="0"/>
-              <w:pageBreakBefore w:val="0"/>
               <w:widowControl w:val="1"/>
               <w:pBdr>
                 <w:top w:space="0" w:sz="0" w:val="nil"/>
@@ -4079,7 +4015,6 @@
             <w:pPr>
               <w:keepNext w:val="0"/>
               <w:keepLines w:val="0"/>
-              <w:pageBreakBefore w:val="0"/>
               <w:widowControl w:val="1"/>
               <w:pBdr>
                 <w:top w:space="0" w:sz="0" w:val="nil"/>
@@ -4118,7 +4053,6 @@
             <w:pPr>
               <w:keepNext w:val="0"/>
               <w:keepLines w:val="0"/>
-              <w:pageBreakBefore w:val="0"/>
               <w:widowControl w:val="1"/>
               <w:pBdr>
                 <w:top w:space="0" w:sz="0" w:val="nil"/>
@@ -4190,7 +4124,6 @@
             <w:pPr>
               <w:keepNext w:val="0"/>
               <w:keepLines w:val="0"/>
-              <w:pageBreakBefore w:val="0"/>
               <w:widowControl w:val="1"/>
               <w:numPr>
                 <w:ilvl w:val="0"/>
@@ -4231,12 +4164,16 @@
               </w:rPr>
               <w:t xml:space="preserve">proporcionar ao estagiário condições de aprendizagem significativa, aperfeiçoamento técnico e cultural, científico e de relacionamento humano;</w:t>
             </w:r>
-          </w:p>
-          <w:p>
-            <w:pPr>
-              <w:keepNext w:val="0"/>
-              <w:keepLines w:val="0"/>
-              <w:pageBreakBefore w:val="0"/>
+            <w:r>
+              <w:rPr>
+                <w:rtl w:val="0"/>
+              </w:rPr>
+            </w:r>
+          </w:p>
+          <w:p>
+            <w:pPr>
+              <w:keepNext w:val="0"/>
+              <w:keepLines w:val="0"/>
               <w:widowControl w:val="1"/>
               <w:numPr>
                 <w:ilvl w:val="0"/>
@@ -4277,12 +4214,16 @@
               </w:rPr>
               <w:t xml:space="preserve">celebrar o Termo de Compromisso de Estágio (TCE) com a instituição de ensino e com o estudante, zelando por seu cumprimento;</w:t>
             </w:r>
-          </w:p>
-          <w:p>
-            <w:pPr>
-              <w:keepNext w:val="0"/>
-              <w:keepLines w:val="0"/>
-              <w:pageBreakBefore w:val="0"/>
+            <w:r>
+              <w:rPr>
+                <w:rtl w:val="0"/>
+              </w:rPr>
+            </w:r>
+          </w:p>
+          <w:p>
+            <w:pPr>
+              <w:keepNext w:val="0"/>
+              <w:keepLines w:val="0"/>
               <w:widowControl w:val="1"/>
               <w:numPr>
                 <w:ilvl w:val="0"/>
@@ -4323,12 +4264,16 @@
               </w:rPr>
               <w:t xml:space="preserve">ofertar instalações que tenham condições de proporcionar ao estagiário atividades de aprendizagem relacionadas ao seu curso de formação;</w:t>
             </w:r>
-          </w:p>
-          <w:p>
-            <w:pPr>
-              <w:keepNext w:val="0"/>
-              <w:keepLines w:val="0"/>
-              <w:pageBreakBefore w:val="0"/>
+            <w:r>
+              <w:rPr>
+                <w:rtl w:val="0"/>
+              </w:rPr>
+            </w:r>
+          </w:p>
+          <w:p>
+            <w:pPr>
+              <w:keepNext w:val="0"/>
+              <w:keepLines w:val="0"/>
               <w:widowControl w:val="1"/>
               <w:numPr>
                 <w:ilvl w:val="0"/>
@@ -4369,12 +4314,16 @@
               </w:rPr>
               <w:t xml:space="preserve">indicar funcionário de seu quadro pessoal, com formação ou experiência profissional na área de conhecimento desenvolvida no curso do estagiário, para orientar e supervisionar, sendo este(a) supervisor(a) responsável por, no máximo, 10 (dez) estagiários, simultaneamente;</w:t>
             </w:r>
-          </w:p>
-          <w:p>
-            <w:pPr>
-              <w:keepNext w:val="0"/>
-              <w:keepLines w:val="0"/>
-              <w:pageBreakBefore w:val="0"/>
+            <w:r>
+              <w:rPr>
+                <w:rtl w:val="0"/>
+              </w:rPr>
+            </w:r>
+          </w:p>
+          <w:p>
+            <w:pPr>
+              <w:keepNext w:val="0"/>
+              <w:keepLines w:val="0"/>
               <w:widowControl w:val="1"/>
               <w:numPr>
                 <w:ilvl w:val="0"/>
@@ -4415,12 +4364,16 @@
               </w:rPr>
               <w:t xml:space="preserve">por ocasião do desligamento do estagiário, entregar Relatório de Atividades e Avaliação de Estágio e Termo de Desligamento de Estágio com indicação resumida das atividades desenvolvidas, dos períodos e da avaliação de desempenho;</w:t>
             </w:r>
-          </w:p>
-          <w:p>
-            <w:pPr>
-              <w:keepNext w:val="0"/>
-              <w:keepLines w:val="0"/>
-              <w:pageBreakBefore w:val="0"/>
+            <w:r>
+              <w:rPr>
+                <w:rtl w:val="0"/>
+              </w:rPr>
+            </w:r>
+          </w:p>
+          <w:p>
+            <w:pPr>
+              <w:keepNext w:val="0"/>
+              <w:keepLines w:val="0"/>
               <w:widowControl w:val="1"/>
               <w:numPr>
                 <w:ilvl w:val="0"/>
@@ -4461,12 +4414,16 @@
               </w:rPr>
               <w:t xml:space="preserve">manter à disposição das fiscalização documentos que comprovem a relação de estágio;</w:t>
             </w:r>
-          </w:p>
-          <w:p>
-            <w:pPr>
-              <w:keepNext w:val="0"/>
-              <w:keepLines w:val="0"/>
-              <w:pageBreakBefore w:val="0"/>
+            <w:r>
+              <w:rPr>
+                <w:rtl w:val="0"/>
+              </w:rPr>
+            </w:r>
+          </w:p>
+          <w:p>
+            <w:pPr>
+              <w:keepNext w:val="0"/>
+              <w:keepLines w:val="0"/>
               <w:widowControl w:val="1"/>
               <w:numPr>
                 <w:ilvl w:val="0"/>
@@ -4507,12 +4464,16 @@
               </w:rPr>
               <w:t xml:space="preserve">enviar à escola, com periodicidade mínima de 6 (seis) meses, Relatório de Atividades com vista obrigatória ao estagiário;</w:t>
             </w:r>
-          </w:p>
-          <w:p>
-            <w:pPr>
-              <w:keepNext w:val="0"/>
-              <w:keepLines w:val="0"/>
-              <w:pageBreakBefore w:val="0"/>
+            <w:r>
+              <w:rPr>
+                <w:rtl w:val="0"/>
+              </w:rPr>
+            </w:r>
+          </w:p>
+          <w:p>
+            <w:pPr>
+              <w:keepNext w:val="0"/>
+              <w:keepLines w:val="0"/>
               <w:widowControl w:val="1"/>
               <w:numPr>
                 <w:ilvl w:val="0"/>
@@ -4553,12 +4514,16 @@
               </w:rPr>
               <w:t xml:space="preserve">zelar pela aprendizagem do estagiário, em conformidade com o currículo de seu curso de formação; </w:t>
             </w:r>
-          </w:p>
-          <w:p>
-            <w:pPr>
-              <w:keepNext w:val="0"/>
-              <w:keepLines w:val="0"/>
-              <w:pageBreakBefore w:val="0"/>
+            <w:r>
+              <w:rPr>
+                <w:rtl w:val="0"/>
+              </w:rPr>
+            </w:r>
+          </w:p>
+          <w:p>
+            <w:pPr>
+              <w:keepNext w:val="0"/>
+              <w:keepLines w:val="0"/>
               <w:widowControl w:val="1"/>
               <w:numPr>
                 <w:ilvl w:val="0"/>
@@ -4599,12 +4564,16 @@
               </w:rPr>
               <w:t xml:space="preserve">fornecer à escola do estudante todas as informações necessárias à avaliação e acompanhamento do estágio, quando solicitado;</w:t>
             </w:r>
-          </w:p>
-          <w:p>
-            <w:pPr>
-              <w:keepNext w:val="0"/>
-              <w:keepLines w:val="0"/>
-              <w:pageBreakBefore w:val="0"/>
+            <w:r>
+              <w:rPr>
+                <w:rtl w:val="0"/>
+              </w:rPr>
+            </w:r>
+          </w:p>
+          <w:p>
+            <w:pPr>
+              <w:keepNext w:val="0"/>
+              <w:keepLines w:val="0"/>
               <w:widowControl w:val="1"/>
               <w:numPr>
                 <w:ilvl w:val="0"/>
@@ -4645,12 +4614,16 @@
               </w:rPr>
               <w:t xml:space="preserve">sinalizar à escola os casos de descumprimento ao estabelecido neste Termo. </w:t>
             </w:r>
-          </w:p>
-          <w:p>
-            <w:pPr>
-              <w:keepNext w:val="0"/>
-              <w:keepLines w:val="0"/>
-              <w:pageBreakBefore w:val="0"/>
+            <w:r>
+              <w:rPr>
+                <w:rtl w:val="0"/>
+              </w:rPr>
+            </w:r>
+          </w:p>
+          <w:p>
+            <w:pPr>
+              <w:keepNext w:val="0"/>
+              <w:keepLines w:val="0"/>
               <w:widowControl w:val="1"/>
               <w:pBdr>
                 <w:top w:space="0" w:sz="0" w:val="nil"/>
@@ -4689,7 +4662,6 @@
             <w:pPr>
               <w:keepNext w:val="0"/>
               <w:keepLines w:val="0"/>
-              <w:pageBreakBefore w:val="0"/>
               <w:widowControl w:val="1"/>
               <w:pBdr>
                 <w:top w:space="0" w:sz="0" w:val="nil"/>
@@ -4761,7 +4733,6 @@
             <w:pPr>
               <w:keepNext w:val="0"/>
               <w:keepLines w:val="0"/>
-              <w:pageBreakBefore w:val="0"/>
               <w:widowControl w:val="1"/>
               <w:numPr>
                 <w:ilvl w:val="0"/>
@@ -4802,12 +4773,16 @@
               </w:rPr>
               <w:t xml:space="preserve">conferir se a Concedente de Estágio está devidamente credenciada pela SED;</w:t>
             </w:r>
-          </w:p>
-          <w:p>
-            <w:pPr>
-              <w:keepNext w:val="0"/>
-              <w:keepLines w:val="0"/>
-              <w:pageBreakBefore w:val="0"/>
+            <w:r>
+              <w:rPr>
+                <w:rtl w:val="0"/>
+              </w:rPr>
+            </w:r>
+          </w:p>
+          <w:p>
+            <w:pPr>
+              <w:keepNext w:val="0"/>
+              <w:keepLines w:val="0"/>
               <w:widowControl w:val="1"/>
               <w:numPr>
                 <w:ilvl w:val="0"/>
@@ -4848,12 +4823,16 @@
               </w:rPr>
               <w:t xml:space="preserve">analisar o Plano de Estágio, sendo essa condição indispensável para a autorização e encaminhamento do estudante a oportunidade de estágio;</w:t>
             </w:r>
-          </w:p>
-          <w:p>
-            <w:pPr>
-              <w:keepNext w:val="0"/>
-              <w:keepLines w:val="0"/>
-              <w:pageBreakBefore w:val="0"/>
+            <w:r>
+              <w:rPr>
+                <w:rtl w:val="0"/>
+              </w:rPr>
+            </w:r>
+          </w:p>
+          <w:p>
+            <w:pPr>
+              <w:keepNext w:val="0"/>
+              <w:keepLines w:val="0"/>
               <w:widowControl w:val="1"/>
               <w:numPr>
                 <w:ilvl w:val="0"/>
@@ -4894,12 +4873,16 @@
               </w:rPr>
               <w:t xml:space="preserve">solicitar a contratação de Professor(a) Orientador(a) da área a ser desenvolvida no estágio, como responsável pelo acompanhamento e avaliação das atividades do estagiário; </w:t>
             </w:r>
-          </w:p>
-          <w:p>
-            <w:pPr>
-              <w:keepNext w:val="0"/>
-              <w:keepLines w:val="0"/>
-              <w:pageBreakBefore w:val="0"/>
+            <w:r>
+              <w:rPr>
+                <w:rtl w:val="0"/>
+              </w:rPr>
+            </w:r>
+          </w:p>
+          <w:p>
+            <w:pPr>
+              <w:keepNext w:val="0"/>
+              <w:keepLines w:val="0"/>
               <w:widowControl w:val="1"/>
               <w:numPr>
                 <w:ilvl w:val="0"/>
@@ -4940,12 +4923,16 @@
               </w:rPr>
               <w:t xml:space="preserve">exigir, do estagiário, a apresentação periódica, em prazo não superior a 6 (seis) meses, o Relatório de Atividades desenvolvidas;</w:t>
             </w:r>
-          </w:p>
-          <w:p>
-            <w:pPr>
-              <w:keepNext w:val="0"/>
-              <w:keepLines w:val="0"/>
-              <w:pageBreakBefore w:val="0"/>
+            <w:r>
+              <w:rPr>
+                <w:rtl w:val="0"/>
+              </w:rPr>
+            </w:r>
+          </w:p>
+          <w:p>
+            <w:pPr>
+              <w:keepNext w:val="0"/>
+              <w:keepLines w:val="0"/>
               <w:widowControl w:val="1"/>
               <w:numPr>
                 <w:ilvl w:val="0"/>
@@ -4986,12 +4973,16 @@
               </w:rPr>
               <w:t xml:space="preserve">zelar pelo cumprimento do Termo de Compromisso, reorientando o estagiário para outro local, em caso de descumprimento de suas normas;</w:t>
             </w:r>
-          </w:p>
-          <w:p>
-            <w:pPr>
-              <w:keepNext w:val="0"/>
-              <w:keepLines w:val="0"/>
-              <w:pageBreakBefore w:val="0"/>
+            <w:r>
+              <w:rPr>
+                <w:rtl w:val="0"/>
+              </w:rPr>
+            </w:r>
+          </w:p>
+          <w:p>
+            <w:pPr>
+              <w:keepNext w:val="0"/>
+              <w:keepLines w:val="0"/>
               <w:widowControl w:val="1"/>
               <w:numPr>
                 <w:ilvl w:val="0"/>
@@ -5032,12 +5023,16 @@
               </w:rPr>
               <w:t xml:space="preserve">elaborar instrumentos complementares de avaliação dos estágios e de seu estudantes;</w:t>
             </w:r>
-          </w:p>
-          <w:p>
-            <w:pPr>
-              <w:keepNext w:val="0"/>
-              <w:keepLines w:val="0"/>
-              <w:pageBreakBefore w:val="0"/>
+            <w:r>
+              <w:rPr>
+                <w:rtl w:val="0"/>
+              </w:rPr>
+            </w:r>
+          </w:p>
+          <w:p>
+            <w:pPr>
+              <w:keepNext w:val="0"/>
+              <w:keepLines w:val="0"/>
               <w:widowControl w:val="1"/>
               <w:numPr>
                 <w:ilvl w:val="0"/>
@@ -5078,12 +5073,16 @@
               </w:rPr>
               <w:t xml:space="preserve">comunicar, ao campo de estágio/concedente, no início do período letivo, as datas de realização das avaliações;</w:t>
             </w:r>
-          </w:p>
-          <w:p>
-            <w:pPr>
-              <w:keepNext w:val="0"/>
-              <w:keepLines w:val="0"/>
-              <w:pageBreakBefore w:val="0"/>
+            <w:r>
+              <w:rPr>
+                <w:rtl w:val="0"/>
+              </w:rPr>
+            </w:r>
+          </w:p>
+          <w:p>
+            <w:pPr>
+              <w:keepNext w:val="0"/>
+              <w:keepLines w:val="0"/>
               <w:widowControl w:val="1"/>
               <w:numPr>
                 <w:ilvl w:val="0"/>
@@ -5124,12 +5123,16 @@
               </w:rPr>
               <w:t xml:space="preserve">exigir do estudante, ao finalizar o estágio, o Termo de Conclusão de Estágio, devidamente preenchido e assinado pelas partes.</w:t>
             </w:r>
-          </w:p>
-          <w:p>
-            <w:pPr>
-              <w:keepNext w:val="0"/>
-              <w:keepLines w:val="0"/>
-              <w:pageBreakBefore w:val="0"/>
+            <w:r>
+              <w:rPr>
+                <w:rtl w:val="0"/>
+              </w:rPr>
+            </w:r>
+          </w:p>
+          <w:p>
+            <w:pPr>
+              <w:keepNext w:val="0"/>
+              <w:keepLines w:val="0"/>
               <w:widowControl w:val="1"/>
               <w:pBdr>
                 <w:top w:space="0" w:sz="0" w:val="nil"/>
@@ -5168,7 +5171,6 @@
             <w:pPr>
               <w:keepNext w:val="0"/>
               <w:keepLines w:val="0"/>
-              <w:pageBreakBefore w:val="0"/>
               <w:widowControl w:val="1"/>
               <w:pBdr>
                 <w:top w:space="0" w:sz="0" w:val="nil"/>
@@ -5240,7 +5242,6 @@
             <w:pPr>
               <w:keepNext w:val="0"/>
               <w:keepLines w:val="0"/>
-              <w:pageBreakBefore w:val="0"/>
               <w:widowControl w:val="1"/>
               <w:numPr>
                 <w:ilvl w:val="0"/>
@@ -5281,12 +5282,16 @@
               </w:rPr>
               <w:t xml:space="preserve">cumprir o estabelecido no Plano de Estágio;</w:t>
             </w:r>
-          </w:p>
-          <w:p>
-            <w:pPr>
-              <w:keepNext w:val="0"/>
-              <w:keepLines w:val="0"/>
-              <w:pageBreakBefore w:val="0"/>
+            <w:r>
+              <w:rPr>
+                <w:rtl w:val="0"/>
+              </w:rPr>
+            </w:r>
+          </w:p>
+          <w:p>
+            <w:pPr>
+              <w:keepNext w:val="0"/>
+              <w:keepLines w:val="0"/>
               <w:widowControl w:val="1"/>
               <w:numPr>
                 <w:ilvl w:val="0"/>
@@ -5327,12 +5332,16 @@
               </w:rPr>
               <w:t xml:space="preserve">cumprir integralmente as horas previstas para o seu estágio, conforme especificado em cláusula própria;</w:t>
             </w:r>
-          </w:p>
-          <w:p>
-            <w:pPr>
-              <w:keepNext w:val="0"/>
-              <w:keepLines w:val="0"/>
-              <w:pageBreakBefore w:val="0"/>
+            <w:r>
+              <w:rPr>
+                <w:rtl w:val="0"/>
+              </w:rPr>
+            </w:r>
+          </w:p>
+          <w:p>
+            <w:pPr>
+              <w:keepNext w:val="0"/>
+              <w:keepLines w:val="0"/>
               <w:widowControl w:val="1"/>
               <w:numPr>
                 <w:ilvl w:val="0"/>
@@ -5373,12 +5382,16 @@
               </w:rPr>
               <w:t xml:space="preserve">realizar estágio obrigatório concomitante aos componentes curriculares, salvo em situações de excepcionalidade;</w:t>
             </w:r>
-          </w:p>
-          <w:p>
-            <w:pPr>
-              <w:keepNext w:val="0"/>
-              <w:keepLines w:val="0"/>
-              <w:pageBreakBefore w:val="0"/>
+            <w:r>
+              <w:rPr>
+                <w:rtl w:val="0"/>
+              </w:rPr>
+            </w:r>
+          </w:p>
+          <w:p>
+            <w:pPr>
+              <w:keepNext w:val="0"/>
+              <w:keepLines w:val="0"/>
               <w:widowControl w:val="1"/>
               <w:numPr>
                 <w:ilvl w:val="0"/>
@@ -5419,12 +5432,16 @@
               </w:rPr>
               <w:t xml:space="preserve">manter regularmente preenchido o relatório de atividades exercidas, a ser devidamente conferido pelo supervisor indicado pelo campo de estágio / concedente e, após o visto de ambos, em período não superior a 6 (seis) meses, providenciar a entrega do relatório à escola;</w:t>
             </w:r>
-          </w:p>
-          <w:p>
-            <w:pPr>
-              <w:keepNext w:val="0"/>
-              <w:keepLines w:val="0"/>
-              <w:pageBreakBefore w:val="0"/>
+            <w:r>
+              <w:rPr>
+                <w:rtl w:val="0"/>
+              </w:rPr>
+            </w:r>
+          </w:p>
+          <w:p>
+            <w:pPr>
+              <w:keepNext w:val="0"/>
+              <w:keepLines w:val="0"/>
               <w:widowControl w:val="1"/>
               <w:numPr>
                 <w:ilvl w:val="0"/>
@@ -5465,12 +5482,16 @@
               </w:rPr>
               <w:t xml:space="preserve">apresentar ao campo de estágio/concedente, a cada 6 (seis) meses, declaração atualizada da escola atestando a sua matrícula e regular frequência;</w:t>
             </w:r>
-          </w:p>
-          <w:p>
-            <w:pPr>
-              <w:keepNext w:val="0"/>
-              <w:keepLines w:val="0"/>
-              <w:pageBreakBefore w:val="0"/>
+            <w:r>
+              <w:rPr>
+                <w:rtl w:val="0"/>
+              </w:rPr>
+            </w:r>
+          </w:p>
+          <w:p>
+            <w:pPr>
+              <w:keepNext w:val="0"/>
+              <w:keepLines w:val="0"/>
               <w:widowControl w:val="1"/>
               <w:numPr>
                 <w:ilvl w:val="0"/>
@@ -5511,12 +5532,16 @@
               </w:rPr>
               <w:t xml:space="preserve">acatar as normas internas de campo de estágio/concedente, bem como orientações e recomendações efetuadas por seu(sua) supervisor(a) de estágio;</w:t>
             </w:r>
-          </w:p>
-          <w:p>
-            <w:pPr>
-              <w:keepNext w:val="0"/>
-              <w:keepLines w:val="0"/>
-              <w:pageBreakBefore w:val="0"/>
+            <w:r>
+              <w:rPr>
+                <w:rtl w:val="0"/>
+              </w:rPr>
+            </w:r>
+          </w:p>
+          <w:p>
+            <w:pPr>
+              <w:keepNext w:val="0"/>
+              <w:keepLines w:val="0"/>
               <w:widowControl w:val="1"/>
               <w:numPr>
                 <w:ilvl w:val="0"/>
@@ -5567,7 +5592,6 @@
             <w:pPr>
               <w:keepNext w:val="0"/>
               <w:keepLines w:val="0"/>
-              <w:pageBreakBefore w:val="0"/>
               <w:widowControl w:val="1"/>
               <w:numPr>
                 <w:ilvl w:val="0"/>
@@ -5608,12 +5632,16 @@
               </w:rPr>
               <w:t xml:space="preserve">assinar, ao término do estágio, o Termo de Desligamento do Estágio, a ser fornecido pelo campo de estágio/concedente. </w:t>
             </w:r>
-          </w:p>
-          <w:p>
-            <w:pPr>
-              <w:keepNext w:val="0"/>
-              <w:keepLines w:val="0"/>
-              <w:pageBreakBefore w:val="0"/>
+            <w:r>
+              <w:rPr>
+                <w:rtl w:val="0"/>
+              </w:rPr>
+            </w:r>
+          </w:p>
+          <w:p>
+            <w:pPr>
+              <w:keepNext w:val="0"/>
+              <w:keepLines w:val="0"/>
               <w:widowControl w:val="1"/>
               <w:pBdr>
                 <w:top w:space="0" w:sz="0" w:val="nil"/>
@@ -5652,7 +5680,6 @@
             <w:pPr>
               <w:keepNext w:val="0"/>
               <w:keepLines w:val="0"/>
-              <w:pageBreakBefore w:val="0"/>
               <w:widowControl w:val="1"/>
               <w:pBdr>
                 <w:top w:space="0" w:sz="0" w:val="nil"/>
@@ -5724,7 +5751,6 @@
             <w:pPr>
               <w:keepNext w:val="0"/>
               <w:keepLines w:val="0"/>
-              <w:pageBreakBefore w:val="0"/>
               <w:widowControl w:val="1"/>
               <w:numPr>
                 <w:ilvl w:val="0"/>
@@ -5765,12 +5791,16 @@
               </w:rPr>
               <w:t xml:space="preserve">de não cumprimento das cláusulas deste TCE;</w:t>
             </w:r>
-          </w:p>
-          <w:p>
-            <w:pPr>
-              <w:keepNext w:val="0"/>
-              <w:keepLines w:val="0"/>
-              <w:pageBreakBefore w:val="0"/>
+            <w:r>
+              <w:rPr>
+                <w:rtl w:val="0"/>
+              </w:rPr>
+            </w:r>
+          </w:p>
+          <w:p>
+            <w:pPr>
+              <w:keepNext w:val="0"/>
+              <w:keepLines w:val="0"/>
               <w:widowControl w:val="1"/>
               <w:numPr>
                 <w:ilvl w:val="0"/>
@@ -5811,12 +5841,16 @@
               </w:rPr>
               <w:t xml:space="preserve">com a conclusão, trancamento, desligamento ou abandono de curso;</w:t>
             </w:r>
-          </w:p>
-          <w:p>
-            <w:pPr>
-              <w:keepNext w:val="0"/>
-              <w:keepLines w:val="0"/>
-              <w:pageBreakBefore w:val="0"/>
+            <w:r>
+              <w:rPr>
+                <w:rtl w:val="0"/>
+              </w:rPr>
+            </w:r>
+          </w:p>
+          <w:p>
+            <w:pPr>
+              <w:keepNext w:val="0"/>
+              <w:keepLines w:val="0"/>
               <w:widowControl w:val="1"/>
               <w:numPr>
                 <w:ilvl w:val="0"/>
@@ -5857,12 +5891,16 @@
               </w:rPr>
               <w:t xml:space="preserve">a pedido de qualquer uma das partes, a qualquer tempo;</w:t>
             </w:r>
-          </w:p>
-          <w:p>
-            <w:pPr>
-              <w:keepNext w:val="0"/>
-              <w:keepLines w:val="0"/>
-              <w:pageBreakBefore w:val="0"/>
+            <w:r>
+              <w:rPr>
+                <w:rtl w:val="0"/>
+              </w:rPr>
+            </w:r>
+          </w:p>
+          <w:p>
+            <w:pPr>
+              <w:keepNext w:val="0"/>
+              <w:keepLines w:val="0"/>
               <w:widowControl w:val="1"/>
               <w:numPr>
                 <w:ilvl w:val="0"/>
@@ -5903,12 +5941,16 @@
               </w:rPr>
               <w:t xml:space="preserve">após decorrida a terça parte do tempo previsto para a duração do estágio, se comprovada a insuficiência na avaliação de desempenho na concedente ou na escola;</w:t>
             </w:r>
-          </w:p>
-          <w:p>
-            <w:pPr>
-              <w:keepNext w:val="0"/>
-              <w:keepLines w:val="0"/>
-              <w:pageBreakBefore w:val="0"/>
+            <w:r>
+              <w:rPr>
+                <w:rtl w:val="0"/>
+              </w:rPr>
+            </w:r>
+          </w:p>
+          <w:p>
+            <w:pPr>
+              <w:keepNext w:val="0"/>
+              <w:keepLines w:val="0"/>
               <w:widowControl w:val="1"/>
               <w:numPr>
                 <w:ilvl w:val="0"/>
@@ -5949,12 +5991,16 @@
               </w:rPr>
               <w:t xml:space="preserve">pelo não comparecimento, sem motivo justificado, por mais de 5 (cinco) dias, consecutivos ou não, no período de 1 (um) mês, ou por 30 (trinta) dias durante o período de estágio. </w:t>
             </w:r>
-          </w:p>
-          <w:p>
-            <w:pPr>
-              <w:keepNext w:val="0"/>
-              <w:keepLines w:val="0"/>
-              <w:pageBreakBefore w:val="0"/>
+            <w:r>
+              <w:rPr>
+                <w:rtl w:val="0"/>
+              </w:rPr>
+            </w:r>
+          </w:p>
+          <w:p>
+            <w:pPr>
+              <w:keepNext w:val="0"/>
+              <w:keepLines w:val="0"/>
               <w:widowControl w:val="1"/>
               <w:pBdr>
                 <w:top w:space="0" w:sz="0" w:val="nil"/>
@@ -5993,7 +6039,6 @@
             <w:pPr>
               <w:keepNext w:val="0"/>
               <w:keepLines w:val="0"/>
-              <w:pageBreakBefore w:val="0"/>
               <w:widowControl w:val="1"/>
               <w:pBdr>
                 <w:top w:space="0" w:sz="0" w:val="nil"/>
@@ -6065,7 +6110,6 @@
             <w:pPr>
               <w:keepNext w:val="0"/>
               <w:keepLines w:val="0"/>
-              <w:pageBreakBefore w:val="0"/>
               <w:widowControl w:val="1"/>
               <w:numPr>
                 <w:ilvl w:val="0"/>
@@ -6106,12 +6150,16 @@
               </w:rPr>
               <w:t xml:space="preserve">celebração de Termo de Compromisso entre o estudante, a parte campo de estágio/concedente de estágio e a escola;</w:t>
             </w:r>
-          </w:p>
-          <w:p>
-            <w:pPr>
-              <w:keepNext w:val="0"/>
-              <w:keepLines w:val="0"/>
-              <w:pageBreakBefore w:val="0"/>
+            <w:r>
+              <w:rPr>
+                <w:rtl w:val="0"/>
+              </w:rPr>
+            </w:r>
+          </w:p>
+          <w:p>
+            <w:pPr>
+              <w:keepNext w:val="0"/>
+              <w:keepLines w:val="0"/>
               <w:widowControl w:val="1"/>
               <w:numPr>
                 <w:ilvl w:val="0"/>
@@ -6152,12 +6200,16 @@
               </w:rPr>
               <w:t xml:space="preserve">compatibilidade entre as atividades desenvolvidas no estágio e aquelas previstas no Termo de Compromisso;</w:t>
             </w:r>
-          </w:p>
-          <w:p>
-            <w:pPr>
-              <w:keepNext w:val="0"/>
-              <w:keepLines w:val="0"/>
-              <w:pageBreakBefore w:val="0"/>
+            <w:r>
+              <w:rPr>
+                <w:rtl w:val="0"/>
+              </w:rPr>
+            </w:r>
+          </w:p>
+          <w:p>
+            <w:pPr>
+              <w:keepNext w:val="0"/>
+              <w:keepLines w:val="0"/>
               <w:widowControl w:val="1"/>
               <w:numPr>
                 <w:ilvl w:val="0"/>
@@ -6198,12 +6250,16 @@
               </w:rPr>
               <w:t xml:space="preserve">matrícula e frequência regular do estagiário(a).</w:t>
             </w:r>
-          </w:p>
-          <w:p>
-            <w:pPr>
-              <w:keepNext w:val="0"/>
-              <w:keepLines w:val="0"/>
-              <w:pageBreakBefore w:val="0"/>
+            <w:r>
+              <w:rPr>
+                <w:rtl w:val="0"/>
+              </w:rPr>
+            </w:r>
+          </w:p>
+          <w:p>
+            <w:pPr>
+              <w:keepNext w:val="0"/>
+              <w:keepLines w:val="0"/>
               <w:widowControl w:val="1"/>
               <w:pBdr>
                 <w:top w:space="0" w:sz="0" w:val="nil"/>
@@ -6242,7 +6298,6 @@
             <w:pPr>
               <w:keepNext w:val="0"/>
               <w:keepLines w:val="0"/>
-              <w:pageBreakBefore w:val="0"/>
               <w:widowControl w:val="1"/>
               <w:pBdr>
                 <w:top w:space="0" w:sz="0" w:val="nil"/>
@@ -6378,7 +6433,6 @@
             <w:pPr>
               <w:keepNext w:val="0"/>
               <w:keepLines w:val="0"/>
-              <w:pageBreakBefore w:val="0"/>
               <w:widowControl w:val="0"/>
               <w:pBdr>
                 <w:top w:space="0" w:sz="0" w:val="nil"/>
@@ -6541,7 +6595,6 @@
             <w:pPr>
               <w:keepNext w:val="1"/>
               <w:keepLines w:val="0"/>
-              <w:pageBreakBefore w:val="0"/>
               <w:widowControl w:val="1"/>
               <w:pBdr>
                 <w:top w:space="0" w:sz="0" w:val="nil"/>
@@ -6676,7 +6729,6 @@
             <w:pPr>
               <w:keepNext w:val="0"/>
               <w:keepLines w:val="0"/>
-              <w:pageBreakBefore w:val="0"/>
               <w:widowControl w:val="0"/>
               <w:pBdr>
                 <w:top w:space="0" w:sz="0" w:val="nil"/>
@@ -6729,7 +6781,6 @@
             <w:pPr>
               <w:keepNext w:val="0"/>
               <w:keepLines w:val="0"/>
-              <w:pageBreakBefore w:val="0"/>
               <w:widowControl w:val="0"/>
               <w:pBdr>
                 <w:top w:space="0" w:sz="0" w:val="nil"/>
@@ -6788,7 +6839,6 @@
             <w:pPr>
               <w:keepNext w:val="0"/>
               <w:keepLines w:val="0"/>
-              <w:pageBreakBefore w:val="0"/>
               <w:widowControl w:val="0"/>
               <w:pBdr>
                 <w:top w:space="0" w:sz="0" w:val="nil"/>
@@ -6850,7 +6900,6 @@
             <w:pPr>
               <w:keepNext w:val="0"/>
               <w:keepLines w:val="0"/>
-              <w:pageBreakBefore w:val="0"/>
               <w:widowControl w:val="0"/>
               <w:pBdr>
                 <w:top w:space="0" w:sz="0" w:val="nil"/>
@@ -6878,7 +6927,6 @@
             <w:pPr>
               <w:keepNext w:val="0"/>
               <w:keepLines w:val="0"/>
-              <w:pageBreakBefore w:val="0"/>
               <w:widowControl w:val="0"/>
               <w:pBdr>
                 <w:top w:space="0" w:sz="0" w:val="nil"/>
@@ -6906,7 +6954,6 @@
             <w:pPr>
               <w:keepNext w:val="0"/>
               <w:keepLines w:val="0"/>
-              <w:pageBreakBefore w:val="0"/>
               <w:widowControl w:val="0"/>
               <w:pBdr>
                 <w:top w:space="0" w:sz="0" w:val="nil"/>
@@ -6934,7 +6981,6 @@
             <w:pPr>
               <w:keepNext w:val="0"/>
               <w:keepLines w:val="0"/>
-              <w:pageBreakBefore w:val="0"/>
               <w:widowControl w:val="0"/>
               <w:pBdr>
                 <w:top w:space="0" w:sz="0" w:val="nil"/>
@@ -6965,7 +7011,6 @@
             <w:pPr>
               <w:keepNext w:val="0"/>
               <w:keepLines w:val="0"/>
-              <w:pageBreakBefore w:val="0"/>
               <w:widowControl w:val="0"/>
               <w:pBdr>
                 <w:top w:space="0" w:sz="0" w:val="nil"/>
@@ -7015,7 +7060,6 @@
             <w:pPr>
               <w:keepNext w:val="0"/>
               <w:keepLines w:val="0"/>
-              <w:pageBreakBefore w:val="0"/>
               <w:widowControl w:val="0"/>
               <w:pBdr>
                 <w:top w:space="0" w:sz="0" w:val="nil"/>
@@ -7100,7 +7144,6 @@
             <w:pPr>
               <w:keepNext w:val="0"/>
               <w:keepLines w:val="0"/>
-              <w:pageBreakBefore w:val="0"/>
               <w:widowControl w:val="0"/>
               <w:pBdr>
                 <w:top w:space="0" w:sz="0" w:val="nil"/>
@@ -7196,7 +7239,6 @@
             <w:pPr>
               <w:keepNext w:val="0"/>
               <w:keepLines w:val="0"/>
-              <w:pageBreakBefore w:val="0"/>
               <w:widowControl w:val="0"/>
               <w:pBdr>
                 <w:top w:space="0" w:sz="0" w:val="nil"/>
@@ -7286,7 +7328,6 @@
             <w:pPr>
               <w:keepNext w:val="0"/>
               <w:keepLines w:val="0"/>
-              <w:pageBreakBefore w:val="0"/>
               <w:widowControl w:val="0"/>
               <w:pBdr>
                 <w:top w:space="0" w:sz="0" w:val="nil"/>
@@ -7451,7 +7492,6 @@
             <w:pPr>
               <w:keepNext w:val="0"/>
               <w:keepLines w:val="0"/>
-              <w:pageBreakBefore w:val="0"/>
               <w:widowControl w:val="0"/>
               <w:pBdr>
                 <w:top w:space="0" w:sz="0" w:val="nil"/>
@@ -7510,7 +7550,6 @@
             <w:pPr>
               <w:keepNext w:val="0"/>
               <w:keepLines w:val="0"/>
-              <w:pageBreakBefore w:val="0"/>
               <w:widowControl w:val="0"/>
               <w:pBdr>
                 <w:top w:space="0" w:sz="0" w:val="nil"/>
@@ -7563,7 +7602,6 @@
             <w:pPr>
               <w:keepNext w:val="0"/>
               <w:keepLines w:val="0"/>
-              <w:pageBreakBefore w:val="0"/>
               <w:widowControl w:val="0"/>
               <w:pBdr>
                 <w:top w:space="0" w:sz="0" w:val="nil"/>
@@ -7626,7 +7664,6 @@
             <w:pPr>
               <w:keepNext w:val="0"/>
               <w:keepLines w:val="0"/>
-              <w:pageBreakBefore w:val="0"/>
               <w:widowControl w:val="0"/>
               <w:pBdr>
                 <w:top w:space="0" w:sz="0" w:val="nil"/>
@@ -7654,7 +7691,6 @@
             <w:pPr>
               <w:keepNext w:val="0"/>
               <w:keepLines w:val="0"/>
-              <w:pageBreakBefore w:val="0"/>
               <w:widowControl w:val="0"/>
               <w:pBdr>
                 <w:top w:space="0" w:sz="0" w:val="nil"/>
@@ -7682,7 +7718,6 @@
             <w:pPr>
               <w:keepNext w:val="0"/>
               <w:keepLines w:val="0"/>
-              <w:pageBreakBefore w:val="0"/>
               <w:widowControl w:val="0"/>
               <w:pBdr>
                 <w:top w:space="0" w:sz="0" w:val="nil"/>
@@ -7710,7 +7745,6 @@
             <w:pPr>
               <w:keepNext w:val="0"/>
               <w:keepLines w:val="0"/>
-              <w:pageBreakBefore w:val="0"/>
               <w:widowControl w:val="0"/>
               <w:pBdr>
                 <w:top w:space="0" w:sz="0" w:val="nil"/>
@@ -7741,7 +7775,6 @@
             <w:pPr>
               <w:keepNext w:val="0"/>
               <w:keepLines w:val="0"/>
-              <w:pageBreakBefore w:val="0"/>
               <w:widowControl w:val="0"/>
               <w:pBdr>
                 <w:top w:space="0" w:sz="0" w:val="nil"/>
@@ -7792,7 +7825,6 @@
             <w:pPr>
               <w:keepNext w:val="0"/>
               <w:keepLines w:val="0"/>
-              <w:pageBreakBefore w:val="0"/>
               <w:widowControl w:val="0"/>
               <w:pBdr>
                 <w:top w:space="0" w:sz="0" w:val="nil"/>
@@ -7855,7 +7887,6 @@
             <w:pPr>
               <w:keepNext w:val="0"/>
               <w:keepLines w:val="0"/>
-              <w:pageBreakBefore w:val="0"/>
               <w:widowControl w:val="0"/>
               <w:pBdr>
                 <w:top w:space="0" w:sz="0" w:val="nil"/>
@@ -7939,7 +7970,6 @@
             <w:pPr>
               <w:keepNext w:val="0"/>
               <w:keepLines w:val="0"/>
-              <w:pageBreakBefore w:val="0"/>
               <w:widowControl w:val="0"/>
               <w:pBdr>
                 <w:top w:space="0" w:sz="0" w:val="nil"/>
@@ -8016,7 +8046,6 @@
             <w:pPr>
               <w:keepNext w:val="0"/>
               <w:keepLines w:val="0"/>
-              <w:pageBreakBefore w:val="0"/>
               <w:widowControl w:val="0"/>
               <w:pBdr>
                 <w:top w:space="0" w:sz="0" w:val="nil"/>
@@ -10281,8 +10310,8 @@
       </w:r>
     </w:p>
     <w:sectPr>
-      <w:headerReference r:id="rId6" w:type="default"/>
-      <w:footerReference r:id="rId7" w:type="default"/>
+      <w:headerReference r:id="rId7" w:type="default"/>
+      <w:footerReference r:id="rId8" w:type="default"/>
       <w:pgSz w:h="16834" w:w="11909" w:orient="portrait"/>
       <w:pgMar w:bottom="969" w:top="850" w:left="1559" w:right="1440" w:header="720.0000000000001" w:footer="566.9291338582677"/>
       <w:pgNumType w:start="1"/>
@@ -10297,7 +10326,6 @@
     <w:pPr>
       <w:keepNext w:val="0"/>
       <w:keepLines w:val="0"/>
-      <w:pageBreakBefore w:val="0"/>
       <w:widowControl w:val="1"/>
       <w:pBdr>
         <w:top w:space="0" w:sz="0" w:val="nil"/>
@@ -10349,7 +10377,6 @@
     <w:pPr>
       <w:keepNext w:val="0"/>
       <w:keepLines w:val="0"/>
-      <w:pageBreakBefore w:val="0"/>
       <w:widowControl w:val="1"/>
       <w:pBdr>
         <w:top w:space="0" w:sz="0" w:val="nil"/>
@@ -10395,12 +10422,12 @@
             <wp:posOffset>1847850</wp:posOffset>
           </wp:positionH>
           <wp:positionV relativeFrom="paragraph">
-            <wp:posOffset>-339088</wp:posOffset>
+            <wp:posOffset>-339087</wp:posOffset>
           </wp:positionV>
           <wp:extent cx="1812128" cy="493401"/>
           <wp:effectExtent b="0" l="0" r="0" t="0"/>
           <wp:wrapNone/>
-          <wp:docPr id="1" name="image1.png"/>
+          <wp:docPr id="2" name="image1.png"/>
           <a:graphic>
             <a:graphicData uri="http://schemas.openxmlformats.org/drawingml/2006/picture">
               <pic:pic>
@@ -10434,7 +10461,6 @@
     <w:pPr>
       <w:keepNext w:val="0"/>
       <w:keepLines w:val="0"/>
-      <w:pageBreakBefore w:val="0"/>
       <w:widowControl w:val="1"/>
       <w:pBdr>
         <w:top w:space="0" w:sz="0" w:val="nil"/>
@@ -11449,6 +11475,154 @@
       <w:vertAlign w:val="baseline"/>
     </w:rPr>
   </w:style>
+  <w:style w:type="table" w:styleId="TableNormal" w:default="1">
+    <w:name w:val="TableNormal"/>
+    <w:tblPr>
+      <w:tblCellMar>
+        <w:top w:w="100.0" w:type="dxa"/>
+        <w:left w:w="100.0" w:type="dxa"/>
+        <w:bottom w:w="100.0" w:type="dxa"/>
+        <w:right w:w="100.0" w:type="dxa"/>
+      </w:tblCellMar>
+    </w:tblPr>
+  </w:style>
+  <w:style w:type="paragraph" w:styleId="Normal" w:default="1">
+    <w:name w:val="normal"/>
+  </w:style>
+  <w:style w:type="table" w:styleId="Table1">
+    <w:basedOn w:val="TableNormal"/>
+    <w:tblPr>
+      <w:tblStyleRowBandSize w:val="1"/>
+      <w:tblStyleColBandSize w:val="1"/>
+    </w:tblPr>
+  </w:style>
+  <w:style w:type="table" w:styleId="Table2">
+    <w:basedOn w:val="TableNormal"/>
+    <w:tblPr>
+      <w:tblStyleRowBandSize w:val="1"/>
+      <w:tblStyleColBandSize w:val="1"/>
+    </w:tblPr>
+  </w:style>
+  <w:style w:type="table" w:styleId="Table3">
+    <w:basedOn w:val="TableNormal"/>
+    <w:tblPr>
+      <w:tblStyleRowBandSize w:val="1"/>
+      <w:tblStyleColBandSize w:val="1"/>
+      <w:tblCellMar>
+        <w:top w:w="0.0" w:type="dxa"/>
+        <w:left w:w="70.0" w:type="dxa"/>
+        <w:bottom w:w="0.0" w:type="dxa"/>
+        <w:right w:w="70.0" w:type="dxa"/>
+      </w:tblCellMar>
+    </w:tblPr>
+  </w:style>
+  <w:style w:type="table" w:styleId="Table4">
+    <w:basedOn w:val="TableNormal"/>
+    <w:tblPr>
+      <w:tblStyleRowBandSize w:val="1"/>
+      <w:tblStyleColBandSize w:val="1"/>
+      <w:tblCellMar>
+        <w:top w:w="0.0" w:type="dxa"/>
+        <w:left w:w="70.0" w:type="dxa"/>
+        <w:bottom w:w="0.0" w:type="dxa"/>
+        <w:right w:w="70.0" w:type="dxa"/>
+      </w:tblCellMar>
+    </w:tblPr>
+  </w:style>
+  <w:style w:type="table" w:styleId="Table5">
+    <w:basedOn w:val="TableNormal"/>
+    <w:tblPr>
+      <w:tblStyleRowBandSize w:val="1"/>
+      <w:tblStyleColBandSize w:val="1"/>
+      <w:tblCellMar>
+        <w:top w:w="0.0" w:type="dxa"/>
+        <w:left w:w="70.0" w:type="dxa"/>
+        <w:bottom w:w="0.0" w:type="dxa"/>
+        <w:right w:w="70.0" w:type="dxa"/>
+      </w:tblCellMar>
+    </w:tblPr>
+  </w:style>
+  <w:style w:type="table" w:styleId="Table6">
+    <w:basedOn w:val="TableNormal"/>
+    <w:tblPr>
+      <w:tblStyleRowBandSize w:val="1"/>
+      <w:tblStyleColBandSize w:val="1"/>
+    </w:tblPr>
+  </w:style>
+  <w:style w:type="table" w:styleId="Table7">
+    <w:basedOn w:val="TableNormal"/>
+    <w:tblPr>
+      <w:tblStyleRowBandSize w:val="1"/>
+      <w:tblStyleColBandSize w:val="1"/>
+    </w:tblPr>
+  </w:style>
+  <w:style w:type="table" w:styleId="Table8">
+    <w:basedOn w:val="TableNormal"/>
+    <w:tblPr>
+      <w:tblStyleRowBandSize w:val="1"/>
+      <w:tblStyleColBandSize w:val="1"/>
+    </w:tblPr>
+  </w:style>
+  <w:style w:type="table" w:styleId="Table9">
+    <w:basedOn w:val="TableNormal"/>
+    <w:tblPr>
+      <w:tblStyleRowBandSize w:val="1"/>
+      <w:tblStyleColBandSize w:val="1"/>
+    </w:tblPr>
+  </w:style>
+  <w:style w:type="table" w:styleId="Table10">
+    <w:basedOn w:val="TableNormal"/>
+    <w:tblPr>
+      <w:tblStyleRowBandSize w:val="1"/>
+      <w:tblStyleColBandSize w:val="1"/>
+    </w:tblPr>
+  </w:style>
+  <w:style w:type="table" w:styleId="Table11">
+    <w:basedOn w:val="TableNormal"/>
+    <w:tblPr>
+      <w:tblStyleRowBandSize w:val="1"/>
+      <w:tblStyleColBandSize w:val="1"/>
+    </w:tblPr>
+  </w:style>
+  <w:style w:type="table" w:styleId="Table12">
+    <w:basedOn w:val="TableNormal"/>
+    <w:tblPr>
+      <w:tblStyleRowBandSize w:val="1"/>
+      <w:tblStyleColBandSize w:val="1"/>
+      <w:tblCellMar>
+        <w:top w:w="0.0" w:type="dxa"/>
+        <w:left w:w="70.0" w:type="dxa"/>
+        <w:bottom w:w="0.0" w:type="dxa"/>
+        <w:right w:w="70.0" w:type="dxa"/>
+      </w:tblCellMar>
+    </w:tblPr>
+  </w:style>
+  <w:style w:type="table" w:styleId="Table13">
+    <w:basedOn w:val="TableNormal"/>
+    <w:tblPr>
+      <w:tblStyleRowBandSize w:val="1"/>
+      <w:tblStyleColBandSize w:val="1"/>
+      <w:tblCellMar>
+        <w:top w:w="0.0" w:type="dxa"/>
+        <w:left w:w="70.0" w:type="dxa"/>
+        <w:bottom w:w="0.0" w:type="dxa"/>
+        <w:right w:w="70.0" w:type="dxa"/>
+      </w:tblCellMar>
+    </w:tblPr>
+  </w:style>
+  <w:style w:type="table" w:styleId="Table14">
+    <w:basedOn w:val="TableNormal"/>
+    <w:tblPr>
+      <w:tblStyleRowBandSize w:val="1"/>
+      <w:tblStyleColBandSize w:val="1"/>
+      <w:tblCellMar>
+        <w:top w:w="0.0" w:type="dxa"/>
+        <w:left w:w="70.0" w:type="dxa"/>
+        <w:bottom w:w="0.0" w:type="dxa"/>
+        <w:right w:w="70.0" w:type="dxa"/>
+      </w:tblCellMar>
+    </w:tblPr>
+  </w:style>
   <w:style w:type="paragraph" w:styleId="Subtitle">
     <w:name w:val="Subtitle"/>
     <w:basedOn w:val="Normal"/>
@@ -11941,4 +12115,19 @@
   </a:objectDefaults>
   <a:extraClrSchemeLst/>
 </a:theme>
+</file>
+
+<file path=customXML/item1.xml><?xml version="1.0" encoding="utf-8"?>
+<go:gDocsCustomXmlDataStorage xmlns:go="http://customooxmlschemas.google.com/" xmlns:r="http://schemas.openxmlformats.org/officeDocument/2006/relationships" uri="GoogleDocsCustomDataVersion2">
+  <go:docsCustomData xmlns:go="http://customooxmlschemas.google.com/" roundtripDataSignature="AMtx7mj0hv0vjrsg8gcUN+6Apd8z+LbowQ==">CgMxLjA4AHIhMUFwdkFLWGxsaTBEVXZoN2UxXzd5bTZLYVN6a3hCWWFt</go:docsCustomData>
+</go:gDocsCustomXmlDataStorage>
+</file>
+
+<file path=customXML/itemProps1.xml><?xml version="1.0" encoding="utf-8"?>
+<ds:datastoreItem xmlns:ds="http://schemas.openxmlformats.org/officeDocument/2006/customXml" ds:itemID="{11111111-1234-1234-1234-123412341234}">
+  <ds:schemaRefs>
+    <ds:schemaRef ds:uri="http://schemas.openxmlformats.org/officeDocument/2006/relationships"/>
+    <ds:schemaRef ds:uri="http://customooxmlschemas.google.com/"/>
+  </ds:schemaRefs>
+</ds:datastoreItem>
 </file>